--- a/courts/tenth-circuit/court-of-appeals/opening-brief/usage/OUTPUT-opening-brief.docx
+++ b/courts/tenth-circuit/court-of-appeals/opening-brief/usage/OUTPUT-opening-brief.docx
@@ -22,9 +22,7 @@
           <w:b/>
           <w:bCs/>
         </w:rPr>
-        <w:t xml:space="preserve">26</w:t>
-        <w:noBreakHyphen/>
-        <w:t xml:space="preserve">4014</w:t>
+        <w:t xml:space="preserve">26-⁠4014</w:t>
       </w:r>
     </w:p>
     <w:p>
@@ -348,9 +346,7 @@
         <w:t xml:space="preserve">Case No. </w:t>
       </w:r>
       <w:r>
-        <w:t xml:space="preserve">4:25-CV</w:t>
-        <w:noBreakHyphen/>
-        <w:t xml:space="preserve">00069-DN-PK</w:t>
+        <w:t xml:space="preserve">4:25-CV-⁠00069-DN-PK</w:t>
       </w:r>
     </w:p>
     <w:p>
@@ -652,9 +648,7 @@
           <w:i/>
           <w:iCs/>
         </w:rPr>
-        <w:t xml:space="preserve">745</w:t>
-        <w:noBreakHyphen/>
-        <w:t xml:space="preserve">5870</w:t>
+        <w:t xml:space="preserve">745-⁠5870</w:t>
       </w:r>
     </w:p>
     <w:p>
@@ -878,9 +872,7 @@
           <w:i/>
           <w:iCs/>
         </w:rPr>
-        <w:t xml:space="preserve">237</w:t>
-        <w:noBreakHyphen/>
-        <w:t xml:space="preserve">7960</w:t>
+        <w:t xml:space="preserve">237-⁠7960</w:t>
       </w:r>
     </w:p>
     <w:p>
@@ -2967,13 +2959,7 @@
         <w:pStyle w:val="FirstParagraph"/>
       </w:pPr>
       <w:r>
-        <w:t xml:space="preserve">This is a case about denial of public records under federal law. The district court had subject matter jurisdiction under 28 U.S.C. § 1331. The district court granted the Lt. Governor’s motion to dismiss and entered judgment on January 15, 2026. App.113</w:t>
-      </w:r>
-      <w:r>
-        <w:noBreakHyphen/>
-      </w:r>
-      <w:r>
-        <w:t xml:space="preserve">14.</w:t>
+        <w:t xml:space="preserve">This is a case about denial of public records under federal law. The district court had subject matter jurisdiction under 28 U.S.C. § 1331. The district court granted the Lt. Governor’s motion to dismiss and entered judgment on January 15, 2026. App.113-⁠14.</w:t>
       </w:r>
       <w:r>
         <w:rPr>
@@ -2985,13 +2971,7 @@
         <w:t xml:space="preserve"> </w:t>
       </w:r>
       <w:r>
-        <w:t xml:space="preserve">Mr. Lyman timely appealed on February 12, 2026. App.115</w:t>
-      </w:r>
-      <w:r>
-        <w:noBreakHyphen/>
-      </w:r>
-      <w:r>
-        <w:t xml:space="preserve">16. This Court has jurisdiction under 28 U.S.C. § 1291.</w:t>
+        <w:t xml:space="preserve">Mr. Lyman timely appealed on February 12, 2026. App.115-⁠16. This Court has jurisdiction under 28 U.S.C. § 1291.</w:t>
       </w:r>
     </w:p>
     <w:p>
@@ -3169,19 +3149,7 @@
         <w:pStyle w:val="BodyText"/>
       </w:pPr>
       <w:r>
-        <w:t xml:space="preserve">Congress decided that “all records” concerning voter list maintenance are public. 52 U.S.C. § 20507(i)⁠(1). Appellant Phil Lyman, a candidate for public office, Utah voter, and former elected official, sought public records. Utah refused to provide them. App.90</w:t>
-      </w:r>
-      <w:r>
-        <w:noBreakHyphen/>
-      </w:r>
-      <w:r>
-        <w:t xml:space="preserve">91. The district court held that defendant’s denial of public records did no harm to Mr. Lyman. App.87</w:t>
-      </w:r>
-      <w:r>
-        <w:noBreakHyphen/>
-      </w:r>
-      <w:r>
-        <w:t xml:space="preserve">112.</w:t>
+        <w:t xml:space="preserve">Congress decided that “all records” concerning voter list maintenance are public. 52 U.S.C. § 20507(i)⁠(1). Appellant Phil Lyman, a candidate for public office, Utah voter, and former elected official, sought public records. Utah refused to provide them. App.90-⁠91. The district court held that defendant’s denial of public records did no harm to Mr. Lyman. App.87-⁠112.</w:t>
       </w:r>
     </w:p>
     <w:p>
@@ -3354,13 +3322,7 @@
         <w:t xml:space="preserve">Santa Fe All. for Pub. Health &amp; Safety v. City of Santa Fe</w:t>
       </w:r>
       <w:r>
-        <w:t xml:space="preserve">, 993 F.3d 802, 810</w:t>
-      </w:r>
-      <w:r>
-        <w:noBreakHyphen/>
-      </w:r>
-      <w:r>
-        <w:t xml:space="preserve">11 (10th Cir. 2021). This Court must “accept the complaint’s well-pled factual allegations as true.”</w:t>
+        <w:t xml:space="preserve">, 993 F.3d 802, 810-⁠11 (10th Cir. 2021). This Court must “accept the complaint’s well-pled factual allegations as true.”</w:t>
       </w:r>
       <w:r>
         <w:t xml:space="preserve"> </w:t>
@@ -3680,13 +3642,7 @@
         <w:t xml:space="preserve">Bost</w:t>
       </w:r>
       <w:r>
-        <w:t xml:space="preserve">, 146 S. Ct. at 522</w:t>
-      </w:r>
-      <w:r>
-        <w:noBreakHyphen/>
-      </w:r>
-      <w:r>
-        <w:t xml:space="preserve">23. As a former candidate and a declared candidate, Mr. Lyman has a personal stake in the integrity of Utah’s elections. His stake manifests in his plans to study and analyze Utah’s list maintenance activities to ensure Utah is complying with important election integrity statutes. Mr. Lyman is directly harmed by Utah withholding public information that would allow him to carry out his plans.</w:t>
+        <w:t xml:space="preserve">, 146 S. Ct. at 522-⁠23. As a former candidate and a declared candidate, Mr. Lyman has a personal stake in the integrity of Utah’s elections. His stake manifests in his plans to study and analyze Utah’s list maintenance activities to ensure Utah is complying with important election integrity statutes. Mr. Lyman is directly harmed by Utah withholding public information that would allow him to carry out his plans.</w:t>
       </w:r>
     </w:p>
     <w:p>
@@ -4158,9 +4114,7 @@
           <w:i/>
           <w:iCs/>
         </w:rPr>
-        <w:t xml:space="preserve">745</w:t>
-        <w:noBreakHyphen/>
-        <w:t xml:space="preserve">5870</w:t>
+        <w:t xml:space="preserve">745-⁠5870</w:t>
       </w:r>
     </w:p>
     <w:p>
@@ -5167,13 +5121,7 @@
         <w:t xml:space="preserve">Winzler v. Toyota Motor Sales U.S.A., Inc.</w:t>
       </w:r>
       <w:r>
-        <w:t xml:space="preserve">, 681 F.3d 1208, 1212</w:t>
-      </w:r>
-      <w:r>
-        <w:noBreakHyphen/>
-      </w:r>
-      <w:r>
-        <w:t xml:space="preserve">1213 (10th Cir. 2012).</w:t>
+        <w:t xml:space="preserve">, 681 F.3d 1208, 1212-⁠1213 (10th Cir. 2012).</w:t>
       </w:r>
     </w:p>
   </w:footnote>
